--- a/docs/Chem4Word-Version3-3-Developer-SetUp.docx
+++ b/docs/Chem4Word-Version3-3-Developer-SetUp.docx
@@ -1,6 +1,6 @@
 
 <file path=word/document.xml><?xml version="1.0" encoding="utf-8"?>
-<w:document xmlns:wpc="http://schemas.microsoft.com/office/word/2010/wordprocessingCanvas" xmlns:cx="http://schemas.microsoft.com/office/drawing/2014/chartex" xmlns:cx1="http://schemas.microsoft.com/office/drawing/2015/9/8/chartex" xmlns:cx2="http://schemas.microsoft.com/office/drawing/2015/10/21/chartex" xmlns:cx3="http://schemas.microsoft.com/office/drawing/2016/5/9/chartex" xmlns:cx4="http://schemas.microsoft.com/office/drawing/2016/5/10/chartex" xmlns:cx5="http://schemas.microsoft.com/office/drawing/2016/5/11/chartex" xmlns:cx6="http://schemas.microsoft.com/office/drawing/2016/5/12/chartex" xmlns:cx7="http://schemas.microsoft.com/office/drawing/2016/5/13/chartex" xmlns:cx8="http://schemas.microsoft.com/office/drawing/2016/5/14/chartex" xmlns:mc="http://schemas.openxmlformats.org/markup-compatibility/2006" xmlns:aink="http://schemas.microsoft.com/office/drawing/2016/ink" xmlns:am3d="http://schemas.microsoft.com/office/drawing/2017/model3d" xmlns:o="urn:schemas-microsoft-com:office:office" xmlns:oel="http://schemas.microsoft.com/office/2019/extlst" xmlns:r="http://schemas.openxmlformats.org/officeDocument/2006/relationships" xmlns:m="http://schemas.openxmlformats.org/officeDocument/2006/math" xmlns:v="urn:schemas-microsoft-com:vml" xmlns:wp14="http://schemas.microsoft.com/office/word/2010/wordprocessingDrawing" xmlns:wp="http://schemas.openxmlformats.org/drawingml/2006/wordprocessingDrawing" xmlns:w10="urn:schemas-microsoft-com:office:word" xmlns:w="http://schemas.openxmlformats.org/wordprocessingml/2006/main" xmlns:w14="http://schemas.microsoft.com/office/word/2010/wordml" xmlns:w15="http://schemas.microsoft.com/office/word/2012/wordml" xmlns:w16cex="http://schemas.microsoft.com/office/word/2018/wordml/cex" xmlns:w16cid="http://schemas.microsoft.com/office/word/2016/wordml/cid" xmlns:w16="http://schemas.microsoft.com/office/word/2018/wordml" xmlns:w16sdtdh="http://schemas.microsoft.com/office/word/2020/wordml/sdtdatahash" xmlns:w16se="http://schemas.microsoft.com/office/word/2015/wordml/symex" xmlns:wpg="http://schemas.microsoft.com/office/word/2010/wordprocessingGroup" xmlns:wpi="http://schemas.microsoft.com/office/word/2010/wordprocessingInk" xmlns:wne="http://schemas.microsoft.com/office/word/2006/wordml" xmlns:wps="http://schemas.microsoft.com/office/word/2010/wordprocessingShape" mc:Ignorable="w14 w15 w16se w16cid w16 w16cex w16sdtdh wp14">
+<w:document xmlns:wpc="http://schemas.microsoft.com/office/word/2010/wordprocessingCanvas" xmlns:cx="http://schemas.microsoft.com/office/drawing/2014/chartex" xmlns:cx1="http://schemas.microsoft.com/office/drawing/2015/9/8/chartex" xmlns:cx2="http://schemas.microsoft.com/office/drawing/2015/10/21/chartex" xmlns:cx3="http://schemas.microsoft.com/office/drawing/2016/5/9/chartex" xmlns:cx4="http://schemas.microsoft.com/office/drawing/2016/5/10/chartex" xmlns:cx5="http://schemas.microsoft.com/office/drawing/2016/5/11/chartex" xmlns:cx6="http://schemas.microsoft.com/office/drawing/2016/5/12/chartex" xmlns:cx7="http://schemas.microsoft.com/office/drawing/2016/5/13/chartex" xmlns:cx8="http://schemas.microsoft.com/office/drawing/2016/5/14/chartex" xmlns:mc="http://schemas.openxmlformats.org/markup-compatibility/2006" xmlns:aink="http://schemas.microsoft.com/office/drawing/2016/ink" xmlns:am3d="http://schemas.microsoft.com/office/drawing/2017/model3d" xmlns:o="urn:schemas-microsoft-com:office:office" xmlns:oel="http://schemas.microsoft.com/office/2019/extlst" xmlns:r="http://schemas.openxmlformats.org/officeDocument/2006/relationships" xmlns:m="http://schemas.openxmlformats.org/officeDocument/2006/math" xmlns:v="urn:schemas-microsoft-com:vml" xmlns:wp14="http://schemas.microsoft.com/office/word/2010/wordprocessingDrawing" xmlns:wp="http://schemas.openxmlformats.org/drawingml/2006/wordprocessingDrawing" xmlns:w10="urn:schemas-microsoft-com:office:word" xmlns:w="http://schemas.openxmlformats.org/wordprocessingml/2006/main" xmlns:w14="http://schemas.microsoft.com/office/word/2010/wordml" xmlns:w15="http://schemas.microsoft.com/office/word/2012/wordml" xmlns:w16cex="http://schemas.microsoft.com/office/word/2018/wordml/cex" xmlns:w16cid="http://schemas.microsoft.com/office/word/2016/wordml/cid" xmlns:w16="http://schemas.microsoft.com/office/word/2018/wordml" xmlns:w16du="http://schemas.microsoft.com/office/word/2023/wordml/word16du" xmlns:w16sdtdh="http://schemas.microsoft.com/office/word/2020/wordml/sdtdatahash" xmlns:w16sdtfl="http://schemas.microsoft.com/office/word/2024/wordml/sdtformatlock" xmlns:w16se="http://schemas.microsoft.com/office/word/2015/wordml/symex" xmlns:wpg="http://schemas.microsoft.com/office/word/2010/wordprocessingGroup" xmlns:wpi="http://schemas.microsoft.com/office/word/2010/wordprocessingInk" xmlns:wne="http://schemas.microsoft.com/office/word/2006/wordml" xmlns:wps="http://schemas.microsoft.com/office/word/2010/wordprocessingShape" mc:Ignorable="w14 w15 w16se w16cid w16 w16cex w16sdtdh w16sdtfl w16du wp14">
   <w:body>
     <w:p>
       <w:pPr>
@@ -12,7 +12,13 @@
     </w:p>
     <w:p>
       <w:r>
-        <w:t xml:space="preserve">Windows 7 </w:t>
+        <w:t xml:space="preserve">Windows </w:t>
+      </w:r>
+      <w:r>
+        <w:t>11</w:t>
+      </w:r>
+      <w:r>
+        <w:t xml:space="preserve"> </w:t>
       </w:r>
       <w:r>
         <w:t xml:space="preserve">(x64) </w:t>
@@ -20,9 +26,6 @@
       <w:r>
         <w:t>PC</w:t>
       </w:r>
-      <w:r>
-        <w:t xml:space="preserve"> or newer</w:t>
-      </w:r>
     </w:p>
     <w:p>
       <w:r>
@@ -31,7 +34,7 @@
     </w:p>
     <w:p>
       <w:r>
-        <w:t>Turn this windows feature on “.NET Framework 3.5” (this is for the WiX Toolset)</w:t>
+        <w:t>Turn this windows feature on “.NET Framework 3.5”</w:t>
       </w:r>
     </w:p>
     <w:p>
@@ -78,7 +81,10 @@
     </w:p>
     <w:p>
       <w:r>
-        <w:t>Install Visual Studio 2022</w:t>
+        <w:t>Install Visual Studio 202</w:t>
+      </w:r>
+      <w:r>
+        <w:t>6</w:t>
       </w:r>
     </w:p>
     <w:p>
@@ -139,16 +145,7 @@
         </w:numPr>
       </w:pPr>
       <w:r>
-        <w:t>.</w:t>
-      </w:r>
-      <w:r>
-        <w:t>NET</w:t>
-      </w:r>
-      <w:r>
-        <w:t xml:space="preserve"> Framework 4.5.2</w:t>
-      </w:r>
-      <w:r>
-        <w:t xml:space="preserve"> targeting pack</w:t>
+        <w:t>.NET 10.0</w:t>
       </w:r>
     </w:p>
     <w:p>
@@ -160,6 +157,79 @@
         </w:numPr>
       </w:pPr>
       <w:r>
+        <w:t>.NET 9.0</w:t>
+      </w:r>
+    </w:p>
+    <w:p>
+      <w:pPr>
+        <w:pStyle w:val="ListParagraph"/>
+        <w:numPr>
+          <w:ilvl w:val="0"/>
+          <w:numId w:val="4"/>
+        </w:numPr>
+      </w:pPr>
+      <w:r>
+        <w:t>.NET 8.0</w:t>
+      </w:r>
+    </w:p>
+    <w:p>
+      <w:pPr>
+        <w:pStyle w:val="ListParagraph"/>
+        <w:numPr>
+          <w:ilvl w:val="0"/>
+          <w:numId w:val="4"/>
+        </w:numPr>
+      </w:pPr>
+      <w:r>
+        <w:t>.</w:t>
+      </w:r>
+      <w:r>
+        <w:t>NET 10.0 Web Assembly Build Tools</w:t>
+      </w:r>
+    </w:p>
+    <w:p>
+      <w:pPr>
+        <w:pStyle w:val="ListParagraph"/>
+        <w:numPr>
+          <w:ilvl w:val="0"/>
+          <w:numId w:val="4"/>
+        </w:numPr>
+      </w:pPr>
+      <w:r>
+        <w:t>.NET 9.0 Web Assembly Build Tools</w:t>
+      </w:r>
+    </w:p>
+    <w:p>
+      <w:pPr>
+        <w:pStyle w:val="ListParagraph"/>
+        <w:numPr>
+          <w:ilvl w:val="0"/>
+          <w:numId w:val="4"/>
+        </w:numPr>
+      </w:pPr>
+      <w:r>
+        <w:lastRenderedPageBreak/>
+        <w:t>.</w:t>
+      </w:r>
+      <w:r>
+        <w:t>NET</w:t>
+      </w:r>
+      <w:r>
+        <w:t xml:space="preserve"> Framework 4.5.2</w:t>
+      </w:r>
+      <w:r>
+        <w:t xml:space="preserve"> targeting pack</w:t>
+      </w:r>
+    </w:p>
+    <w:p>
+      <w:pPr>
+        <w:pStyle w:val="ListParagraph"/>
+        <w:numPr>
+          <w:ilvl w:val="0"/>
+          <w:numId w:val="4"/>
+        </w:numPr>
+      </w:pPr>
+      <w:r>
         <w:t>.N</w:t>
       </w:r>
       <w:r>
@@ -174,15 +244,38 @@
     </w:p>
     <w:p>
       <w:pPr>
-        <w:rPr>
-          <w:rFonts w:asciiTheme="majorHAnsi" w:eastAsiaTheme="majorEastAsia" w:hAnsiTheme="majorHAnsi" w:cstheme="majorBidi"/>
-          <w:color w:val="2E74B5" w:themeColor="accent1" w:themeShade="BF"/>
-          <w:sz w:val="32"/>
-          <w:szCs w:val="32"/>
-        </w:rPr>
-      </w:pPr>
-      <w:r>
-        <w:br w:type="page"/>
+        <w:pStyle w:val="ListParagraph"/>
+        <w:numPr>
+          <w:ilvl w:val="0"/>
+          <w:numId w:val="4"/>
+        </w:numPr>
+      </w:pPr>
+      <w:r>
+        <w:t>.NET Framework 4.</w:t>
+      </w:r>
+      <w:r>
+        <w:t>7.1</w:t>
+      </w:r>
+      <w:r>
+        <w:t xml:space="preserve"> targeting pack</w:t>
+      </w:r>
+    </w:p>
+    <w:p>
+      <w:pPr>
+        <w:pStyle w:val="ListParagraph"/>
+        <w:numPr>
+          <w:ilvl w:val="0"/>
+          <w:numId w:val="4"/>
+        </w:numPr>
+      </w:pPr>
+      <w:r>
+        <w:t>.NET Framework 4.</w:t>
+      </w:r>
+      <w:r>
+        <w:t>8.1</w:t>
+      </w:r>
+      <w:r>
+        <w:t xml:space="preserve"> targeting pack</w:t>
       </w:r>
     </w:p>
     <w:p>
@@ -190,7 +283,6 @@
         <w:pStyle w:val="Heading1"/>
       </w:pPr>
       <w:r>
-        <w:lastRenderedPageBreak/>
         <w:t>Additional Software</w:t>
       </w:r>
     </w:p>
@@ -228,29 +320,112 @@
     </w:p>
     <w:p>
       <w:r>
-        <w:t>WiX installer 3.11.1</w:t>
-      </w:r>
-      <w:r>
-        <w:t xml:space="preserve"> </w:t>
-      </w:r>
-      <w:hyperlink r:id="rId10" w:history="1">
-        <w:r>
-          <w:rPr>
-            <w:rStyle w:val="Hyperlink"/>
-          </w:rPr>
-          <w:t>http://wixtoolset.org/releases/</w:t>
-        </w:r>
-      </w:hyperlink>
-    </w:p>
-    <w:p>
-      <w:pPr>
-        <w:ind w:left="720"/>
-      </w:pPr>
-      <w:r>
-        <w:t>Also install WiX Extension for Visual Studio</w:t>
-      </w:r>
-      <w:r>
-        <w:t xml:space="preserve"> 2022</w:t>
+        <w:t>WiX 7</w:t>
+      </w:r>
+    </w:p>
+    <w:p>
+      <w:r>
+        <w:t>Open a command prompt and run this command</w:t>
+      </w:r>
+    </w:p>
+    <w:p>
+      <w:pPr>
+        <w:rPr>
+          <w:rFonts w:ascii="Consolas" w:hAnsi="Consolas"/>
+        </w:rPr>
+      </w:pPr>
+      <w:r>
+        <w:rPr>
+          <w:rFonts w:ascii="Consolas" w:hAnsi="Consolas"/>
+        </w:rPr>
+        <w:t xml:space="preserve">dotnet tool install --global </w:t>
+      </w:r>
+      <w:proofErr w:type="spellStart"/>
+      <w:r>
+        <w:rPr>
+          <w:rFonts w:ascii="Consolas" w:hAnsi="Consolas"/>
+        </w:rPr>
+        <w:t>wix</w:t>
+      </w:r>
+      <w:proofErr w:type="spellEnd"/>
+      <w:r>
+        <w:rPr>
+          <w:rFonts w:ascii="Consolas" w:hAnsi="Consolas"/>
+        </w:rPr>
+        <w:t xml:space="preserve"> --version 7.0.0</w:t>
+      </w:r>
+    </w:p>
+    <w:p>
+      <w:r>
+        <w:t>You will also need to install these Visual Studio Extensions</w:t>
+      </w:r>
+    </w:p>
+    <w:p>
+      <w:pPr>
+        <w:pStyle w:val="ListParagraph"/>
+        <w:numPr>
+          <w:ilvl w:val="0"/>
+          <w:numId w:val="2"/>
+        </w:numPr>
+      </w:pPr>
+      <w:r>
+        <w:t>Heatwave for Visual Studio</w:t>
+      </w:r>
+    </w:p>
+    <w:p>
+      <w:pPr>
+        <w:pStyle w:val="ListParagraph"/>
+        <w:numPr>
+          <w:ilvl w:val="0"/>
+          <w:numId w:val="2"/>
+        </w:numPr>
+      </w:pPr>
+      <w:r>
+        <w:t xml:space="preserve">CM 2026 (a fork of </w:t>
+      </w:r>
+      <w:proofErr w:type="spellStart"/>
+      <w:r>
+        <w:t>CodeMaid</w:t>
+      </w:r>
+      <w:proofErr w:type="spellEnd"/>
+      <w:r>
+        <w:t xml:space="preserve"> for VS 2026)</w:t>
+      </w:r>
+    </w:p>
+    <w:p>
+      <w:pPr>
+        <w:pStyle w:val="ListParagraph"/>
+        <w:numPr>
+          <w:ilvl w:val="0"/>
+          <w:numId w:val="2"/>
+        </w:numPr>
+      </w:pPr>
+      <w:r>
+        <w:t>XAML Styler for Visual Studio 2022</w:t>
+      </w:r>
+    </w:p>
+    <w:p>
+      <w:pPr>
+        <w:pStyle w:val="ListParagraph"/>
+        <w:numPr>
+          <w:ilvl w:val="0"/>
+          <w:numId w:val="2"/>
+        </w:numPr>
+      </w:pPr>
+      <w:r>
+        <w:t>SonarQube for Visual Studio</w:t>
+      </w:r>
+    </w:p>
+    <w:p>
+      <w:pPr>
+        <w:pStyle w:val="ListParagraph"/>
+        <w:numPr>
+          <w:ilvl w:val="0"/>
+          <w:numId w:val="2"/>
+        </w:numPr>
+      </w:pPr>
+      <w:r>
+        <w:t>Switch Startup Project 2022</w:t>
       </w:r>
     </w:p>
     <w:p>
@@ -271,13 +446,8 @@
       </w:r>
     </w:p>
     <w:p>
-      <w:proofErr w:type="gramStart"/>
-      <w:r>
-        <w:t>In order to</w:t>
-      </w:r>
-      <w:proofErr w:type="gramEnd"/>
-      <w:r>
-        <w:t xml:space="preserve"> ease swapping between developers we have created a Self-Signed certificate for the Add-In</w:t>
+      <w:r>
+        <w:t>In order to ease swapping between developers we have created a Self-Signed certificate for the Add-In</w:t>
       </w:r>
     </w:p>
     <w:p>
@@ -338,6 +508,7 @@
         <w:rPr>
           <w:b/>
         </w:rPr>
+        <w:lastRenderedPageBreak/>
         <w:t>Chem4Word.V3</w:t>
       </w:r>
     </w:p>
@@ -362,15 +533,7 @@
         </w:numPr>
       </w:pPr>
       <w:r>
-        <w:t>C:\Program Files (x</w:t>
-      </w:r>
-      <w:proofErr w:type="gramStart"/>
-      <w:r>
-        <w:t>86)\</w:t>
-      </w:r>
-      <w:proofErr w:type="gramEnd"/>
-      <w:r>
-        <w:t>Microsoft Office\Office15\WINWORD.EXE</w:t>
+        <w:t>C:\Program Files\Microsoft Office\root\Office16\WINWORD.EXE</w:t>
       </w:r>
     </w:p>
     <w:p>
@@ -407,13 +570,11 @@
       </w:r>
       <w:proofErr w:type="spellEnd"/>
       <w:r>
-        <w:t xml:space="preserve"> – </w:t>
-      </w:r>
-      <w:proofErr w:type="gramStart"/>
-      <w:r>
-        <w:t>This fires</w:t>
-      </w:r>
-      <w:proofErr w:type="gramEnd"/>
+        <w:t xml:space="preserve"> – This </w:t>
+      </w:r>
+      <w:r>
+        <w:t>starts</w:t>
+      </w:r>
       <w:r>
         <w:t xml:space="preserve"> up a test environment for chemistry which is not integrated with word.</w:t>
       </w:r>
@@ -442,54 +603,12 @@
       </w:r>
     </w:p>
     <w:p>
-      <w:pPr>
-        <w:pStyle w:val="ListParagraph"/>
-        <w:numPr>
-          <w:ilvl w:val="0"/>
-          <w:numId w:val="1"/>
-        </w:numPr>
-      </w:pPr>
+      <w:r>
+        <w:t>The XUni</w:t>
+      </w:r>
       <w:proofErr w:type="spellStart"/>
       <w:r>
-        <w:rPr>
-          <w:b/>
-          <w:bCs/>
-        </w:rPr>
-        <w:t>LibraryTransformer</w:t>
-      </w:r>
-      <w:proofErr w:type="spellEnd"/>
-      <w:r>
-        <w:t xml:space="preserve"> – Allows the conversion of a library structures from (Google) protocol buffer to cml and vice versa.</w:t>
-      </w:r>
-    </w:p>
-    <w:p>
-      <w:pPr>
-        <w:pStyle w:val="ListParagraph"/>
-        <w:numPr>
-          <w:ilvl w:val="0"/>
-          <w:numId w:val="1"/>
-        </w:numPr>
-      </w:pPr>
-      <w:proofErr w:type="spellStart"/>
-      <w:r>
-        <w:rPr>
-          <w:b/>
-          <w:bCs/>
-        </w:rPr>
-        <w:t>Wpf.FunctionalGroupEditor</w:t>
-      </w:r>
-      <w:proofErr w:type="spellEnd"/>
-      <w:r>
-        <w:t xml:space="preserve"> – Experimental Functional Group Editor.</w:t>
-      </w:r>
-    </w:p>
-    <w:p>
-      <w:r>
-        <w:t xml:space="preserve">The </w:t>
-      </w:r>
-      <w:proofErr w:type="spellStart"/>
-      <w:r>
-        <w:t>XUnit</w:t>
+        <w:t>t</w:t>
       </w:r>
       <w:proofErr w:type="spellEnd"/>
       <w:r>
@@ -517,7 +636,7 @@
 </file>
 
 <file path=word/endnotes.xml><?xml version="1.0" encoding="utf-8"?>
-<w:endnotes xmlns:wpc="http://schemas.microsoft.com/office/word/2010/wordprocessingCanvas" xmlns:cx="http://schemas.microsoft.com/office/drawing/2014/chartex" xmlns:cx1="http://schemas.microsoft.com/office/drawing/2015/9/8/chartex" xmlns:cx2="http://schemas.microsoft.com/office/drawing/2015/10/21/chartex" xmlns:cx3="http://schemas.microsoft.com/office/drawing/2016/5/9/chartex" xmlns:cx4="http://schemas.microsoft.com/office/drawing/2016/5/10/chartex" xmlns:cx5="http://schemas.microsoft.com/office/drawing/2016/5/11/chartex" xmlns:cx6="http://schemas.microsoft.com/office/drawing/2016/5/12/chartex" xmlns:cx7="http://schemas.microsoft.com/office/drawing/2016/5/13/chartex" xmlns:cx8="http://schemas.microsoft.com/office/drawing/2016/5/14/chartex" xmlns:mc="http://schemas.openxmlformats.org/markup-compatibility/2006" xmlns:aink="http://schemas.microsoft.com/office/drawing/2016/ink" xmlns:am3d="http://schemas.microsoft.com/office/drawing/2017/model3d" xmlns:o="urn:schemas-microsoft-com:office:office" xmlns:oel="http://schemas.microsoft.com/office/2019/extlst" xmlns:r="http://schemas.openxmlformats.org/officeDocument/2006/relationships" xmlns:m="http://schemas.openxmlformats.org/officeDocument/2006/math" xmlns:v="urn:schemas-microsoft-com:vml" xmlns:wp14="http://schemas.microsoft.com/office/word/2010/wordprocessingDrawing" xmlns:wp="http://schemas.openxmlformats.org/drawingml/2006/wordprocessingDrawing" xmlns:w10="urn:schemas-microsoft-com:office:word" xmlns:w="http://schemas.openxmlformats.org/wordprocessingml/2006/main" xmlns:w14="http://schemas.microsoft.com/office/word/2010/wordml" xmlns:w15="http://schemas.microsoft.com/office/word/2012/wordml" xmlns:w16cex="http://schemas.microsoft.com/office/word/2018/wordml/cex" xmlns:w16cid="http://schemas.microsoft.com/office/word/2016/wordml/cid" xmlns:w16="http://schemas.microsoft.com/office/word/2018/wordml" xmlns:w16sdtdh="http://schemas.microsoft.com/office/word/2020/wordml/sdtdatahash" xmlns:w16se="http://schemas.microsoft.com/office/word/2015/wordml/symex" xmlns:wpg="http://schemas.microsoft.com/office/word/2010/wordprocessingGroup" xmlns:wpi="http://schemas.microsoft.com/office/word/2010/wordprocessingInk" xmlns:wne="http://schemas.microsoft.com/office/word/2006/wordml" xmlns:wps="http://schemas.microsoft.com/office/word/2010/wordprocessingShape" mc:Ignorable="w14 w15 w16se w16cid w16 w16cex w16sdtdh wp14">
+<w:endnotes xmlns:wpc="http://schemas.microsoft.com/office/word/2010/wordprocessingCanvas" xmlns:cx="http://schemas.microsoft.com/office/drawing/2014/chartex" xmlns:cx1="http://schemas.microsoft.com/office/drawing/2015/9/8/chartex" xmlns:cx2="http://schemas.microsoft.com/office/drawing/2015/10/21/chartex" xmlns:cx3="http://schemas.microsoft.com/office/drawing/2016/5/9/chartex" xmlns:cx4="http://schemas.microsoft.com/office/drawing/2016/5/10/chartex" xmlns:cx5="http://schemas.microsoft.com/office/drawing/2016/5/11/chartex" xmlns:cx6="http://schemas.microsoft.com/office/drawing/2016/5/12/chartex" xmlns:cx7="http://schemas.microsoft.com/office/drawing/2016/5/13/chartex" xmlns:cx8="http://schemas.microsoft.com/office/drawing/2016/5/14/chartex" xmlns:mc="http://schemas.openxmlformats.org/markup-compatibility/2006" xmlns:aink="http://schemas.microsoft.com/office/drawing/2016/ink" xmlns:am3d="http://schemas.microsoft.com/office/drawing/2017/model3d" xmlns:o="urn:schemas-microsoft-com:office:office" xmlns:oel="http://schemas.microsoft.com/office/2019/extlst" xmlns:r="http://schemas.openxmlformats.org/officeDocument/2006/relationships" xmlns:m="http://schemas.openxmlformats.org/officeDocument/2006/math" xmlns:v="urn:schemas-microsoft-com:vml" xmlns:wp14="http://schemas.microsoft.com/office/word/2010/wordprocessingDrawing" xmlns:wp="http://schemas.openxmlformats.org/drawingml/2006/wordprocessingDrawing" xmlns:w10="urn:schemas-microsoft-com:office:word" xmlns:w="http://schemas.openxmlformats.org/wordprocessingml/2006/main" xmlns:w14="http://schemas.microsoft.com/office/word/2010/wordml" xmlns:w15="http://schemas.microsoft.com/office/word/2012/wordml" xmlns:w16cex="http://schemas.microsoft.com/office/word/2018/wordml/cex" xmlns:w16cid="http://schemas.microsoft.com/office/word/2016/wordml/cid" xmlns:w16="http://schemas.microsoft.com/office/word/2018/wordml" xmlns:w16du="http://schemas.microsoft.com/office/word/2023/wordml/word16du" xmlns:w16sdtdh="http://schemas.microsoft.com/office/word/2020/wordml/sdtdatahash" xmlns:w16sdtfl="http://schemas.microsoft.com/office/word/2024/wordml/sdtformatlock" xmlns:w16se="http://schemas.microsoft.com/office/word/2015/wordml/symex" xmlns:wpg="http://schemas.microsoft.com/office/word/2010/wordprocessingGroup" xmlns:wpi="http://schemas.microsoft.com/office/word/2010/wordprocessingInk" xmlns:wne="http://schemas.microsoft.com/office/word/2006/wordml" xmlns:wps="http://schemas.microsoft.com/office/word/2010/wordprocessingShape" mc:Ignorable="w14 w15 w16se w16cid w16 w16cex w16sdtdh w16sdtfl w16du wp14">
   <w:endnote w:type="separator" w:id="-1">
     <w:p>
       <w:pPr>
@@ -542,7 +661,7 @@
 </file>
 
 <file path=word/footnotes.xml><?xml version="1.0" encoding="utf-8"?>
-<w:footnotes xmlns:wpc="http://schemas.microsoft.com/office/word/2010/wordprocessingCanvas" xmlns:cx="http://schemas.microsoft.com/office/drawing/2014/chartex" xmlns:cx1="http://schemas.microsoft.com/office/drawing/2015/9/8/chartex" xmlns:cx2="http://schemas.microsoft.com/office/drawing/2015/10/21/chartex" xmlns:cx3="http://schemas.microsoft.com/office/drawing/2016/5/9/chartex" xmlns:cx4="http://schemas.microsoft.com/office/drawing/2016/5/10/chartex" xmlns:cx5="http://schemas.microsoft.com/office/drawing/2016/5/11/chartex" xmlns:cx6="http://schemas.microsoft.com/office/drawing/2016/5/12/chartex" xmlns:cx7="http://schemas.microsoft.com/office/drawing/2016/5/13/chartex" xmlns:cx8="http://schemas.microsoft.com/office/drawing/2016/5/14/chartex" xmlns:mc="http://schemas.openxmlformats.org/markup-compatibility/2006" xmlns:aink="http://schemas.microsoft.com/office/drawing/2016/ink" xmlns:am3d="http://schemas.microsoft.com/office/drawing/2017/model3d" xmlns:o="urn:schemas-microsoft-com:office:office" xmlns:oel="http://schemas.microsoft.com/office/2019/extlst" xmlns:r="http://schemas.openxmlformats.org/officeDocument/2006/relationships" xmlns:m="http://schemas.openxmlformats.org/officeDocument/2006/math" xmlns:v="urn:schemas-microsoft-com:vml" xmlns:wp14="http://schemas.microsoft.com/office/word/2010/wordprocessingDrawing" xmlns:wp="http://schemas.openxmlformats.org/drawingml/2006/wordprocessingDrawing" xmlns:w10="urn:schemas-microsoft-com:office:word" xmlns:w="http://schemas.openxmlformats.org/wordprocessingml/2006/main" xmlns:w14="http://schemas.microsoft.com/office/word/2010/wordml" xmlns:w15="http://schemas.microsoft.com/office/word/2012/wordml" xmlns:w16cex="http://schemas.microsoft.com/office/word/2018/wordml/cex" xmlns:w16cid="http://schemas.microsoft.com/office/word/2016/wordml/cid" xmlns:w16="http://schemas.microsoft.com/office/word/2018/wordml" xmlns:w16sdtdh="http://schemas.microsoft.com/office/word/2020/wordml/sdtdatahash" xmlns:w16se="http://schemas.microsoft.com/office/word/2015/wordml/symex" xmlns:wpg="http://schemas.microsoft.com/office/word/2010/wordprocessingGroup" xmlns:wpi="http://schemas.microsoft.com/office/word/2010/wordprocessingInk" xmlns:wne="http://schemas.microsoft.com/office/word/2006/wordml" xmlns:wps="http://schemas.microsoft.com/office/word/2010/wordprocessingShape" mc:Ignorable="w14 w15 w16se w16cid w16 w16cex w16sdtdh wp14">
+<w:footnotes xmlns:wpc="http://schemas.microsoft.com/office/word/2010/wordprocessingCanvas" xmlns:cx="http://schemas.microsoft.com/office/drawing/2014/chartex" xmlns:cx1="http://schemas.microsoft.com/office/drawing/2015/9/8/chartex" xmlns:cx2="http://schemas.microsoft.com/office/drawing/2015/10/21/chartex" xmlns:cx3="http://schemas.microsoft.com/office/drawing/2016/5/9/chartex" xmlns:cx4="http://schemas.microsoft.com/office/drawing/2016/5/10/chartex" xmlns:cx5="http://schemas.microsoft.com/office/drawing/2016/5/11/chartex" xmlns:cx6="http://schemas.microsoft.com/office/drawing/2016/5/12/chartex" xmlns:cx7="http://schemas.microsoft.com/office/drawing/2016/5/13/chartex" xmlns:cx8="http://schemas.microsoft.com/office/drawing/2016/5/14/chartex" xmlns:mc="http://schemas.openxmlformats.org/markup-compatibility/2006" xmlns:aink="http://schemas.microsoft.com/office/drawing/2016/ink" xmlns:am3d="http://schemas.microsoft.com/office/drawing/2017/model3d" xmlns:o="urn:schemas-microsoft-com:office:office" xmlns:oel="http://schemas.microsoft.com/office/2019/extlst" xmlns:r="http://schemas.openxmlformats.org/officeDocument/2006/relationships" xmlns:m="http://schemas.openxmlformats.org/officeDocument/2006/math" xmlns:v="urn:schemas-microsoft-com:vml" xmlns:wp14="http://schemas.microsoft.com/office/word/2010/wordprocessingDrawing" xmlns:wp="http://schemas.openxmlformats.org/drawingml/2006/wordprocessingDrawing" xmlns:w10="urn:schemas-microsoft-com:office:word" xmlns:w="http://schemas.openxmlformats.org/wordprocessingml/2006/main" xmlns:w14="http://schemas.microsoft.com/office/word/2010/wordml" xmlns:w15="http://schemas.microsoft.com/office/word/2012/wordml" xmlns:w16cex="http://schemas.microsoft.com/office/word/2018/wordml/cex" xmlns:w16cid="http://schemas.microsoft.com/office/word/2016/wordml/cid" xmlns:w16="http://schemas.microsoft.com/office/word/2018/wordml" xmlns:w16du="http://schemas.microsoft.com/office/word/2023/wordml/word16du" xmlns:w16sdtdh="http://schemas.microsoft.com/office/word/2020/wordml/sdtdatahash" xmlns:w16sdtfl="http://schemas.microsoft.com/office/word/2024/wordml/sdtformatlock" xmlns:w16se="http://schemas.microsoft.com/office/word/2015/wordml/symex" xmlns:wpg="http://schemas.microsoft.com/office/word/2010/wordprocessingGroup" xmlns:wpi="http://schemas.microsoft.com/office/word/2010/wordprocessingInk" xmlns:wne="http://schemas.microsoft.com/office/word/2006/wordml" xmlns:wps="http://schemas.microsoft.com/office/word/2010/wordprocessingShape" mc:Ignorable="w14 w15 w16se w16cid w16 w16cex w16sdtdh w16sdtfl w16du wp14">
   <w:footnote w:type="separator" w:id="-1">
     <w:p>
       <w:pPr>
@@ -567,8 +686,121 @@
 </file>
 
 <file path=word/numbering.xml><?xml version="1.0" encoding="utf-8"?>
-<w:numbering xmlns:wpc="http://schemas.microsoft.com/office/word/2010/wordprocessingCanvas" xmlns:cx="http://schemas.microsoft.com/office/drawing/2014/chartex" xmlns:cx1="http://schemas.microsoft.com/office/drawing/2015/9/8/chartex" xmlns:cx2="http://schemas.microsoft.com/office/drawing/2015/10/21/chartex" xmlns:cx3="http://schemas.microsoft.com/office/drawing/2016/5/9/chartex" xmlns:cx4="http://schemas.microsoft.com/office/drawing/2016/5/10/chartex" xmlns:cx5="http://schemas.microsoft.com/office/drawing/2016/5/11/chartex" xmlns:cx6="http://schemas.microsoft.com/office/drawing/2016/5/12/chartex" xmlns:cx7="http://schemas.microsoft.com/office/drawing/2016/5/13/chartex" xmlns:cx8="http://schemas.microsoft.com/office/drawing/2016/5/14/chartex" xmlns:mc="http://schemas.openxmlformats.org/markup-compatibility/2006" xmlns:aink="http://schemas.microsoft.com/office/drawing/2016/ink" xmlns:am3d="http://schemas.microsoft.com/office/drawing/2017/model3d" xmlns:o="urn:schemas-microsoft-com:office:office" xmlns:oel="http://schemas.microsoft.com/office/2019/extlst" xmlns:r="http://schemas.openxmlformats.org/officeDocument/2006/relationships" xmlns:m="http://schemas.openxmlformats.org/officeDocument/2006/math" xmlns:v="urn:schemas-microsoft-com:vml" xmlns:wp14="http://schemas.microsoft.com/office/word/2010/wordprocessingDrawing" xmlns:wp="http://schemas.openxmlformats.org/drawingml/2006/wordprocessingDrawing" xmlns:w10="urn:schemas-microsoft-com:office:word" xmlns:w="http://schemas.openxmlformats.org/wordprocessingml/2006/main" xmlns:w14="http://schemas.microsoft.com/office/word/2010/wordml" xmlns:w15="http://schemas.microsoft.com/office/word/2012/wordml" xmlns:w16cex="http://schemas.microsoft.com/office/word/2018/wordml/cex" xmlns:w16cid="http://schemas.microsoft.com/office/word/2016/wordml/cid" xmlns:w16="http://schemas.microsoft.com/office/word/2018/wordml" xmlns:w16sdtdh="http://schemas.microsoft.com/office/word/2020/wordml/sdtdatahash" xmlns:w16se="http://schemas.microsoft.com/office/word/2015/wordml/symex" xmlns:wpg="http://schemas.microsoft.com/office/word/2010/wordprocessingGroup" xmlns:wpi="http://schemas.microsoft.com/office/word/2010/wordprocessingInk" xmlns:wne="http://schemas.microsoft.com/office/word/2006/wordml" xmlns:wps="http://schemas.microsoft.com/office/word/2010/wordprocessingShape" mc:Ignorable="w14 w15 w16se w16cid w16 w16cex w16sdtdh wp14">
+<w:numbering xmlns:wpc="http://schemas.microsoft.com/office/word/2010/wordprocessingCanvas" xmlns:cx="http://schemas.microsoft.com/office/drawing/2014/chartex" xmlns:cx1="http://schemas.microsoft.com/office/drawing/2015/9/8/chartex" xmlns:cx2="http://schemas.microsoft.com/office/drawing/2015/10/21/chartex" xmlns:cx3="http://schemas.microsoft.com/office/drawing/2016/5/9/chartex" xmlns:cx4="http://schemas.microsoft.com/office/drawing/2016/5/10/chartex" xmlns:cx5="http://schemas.microsoft.com/office/drawing/2016/5/11/chartex" xmlns:cx6="http://schemas.microsoft.com/office/drawing/2016/5/12/chartex" xmlns:cx7="http://schemas.microsoft.com/office/drawing/2016/5/13/chartex" xmlns:cx8="http://schemas.microsoft.com/office/drawing/2016/5/14/chartex" xmlns:mc="http://schemas.openxmlformats.org/markup-compatibility/2006" xmlns:aink="http://schemas.microsoft.com/office/drawing/2016/ink" xmlns:am3d="http://schemas.microsoft.com/office/drawing/2017/model3d" xmlns:o="urn:schemas-microsoft-com:office:office" xmlns:oel="http://schemas.microsoft.com/office/2019/extlst" xmlns:r="http://schemas.openxmlformats.org/officeDocument/2006/relationships" xmlns:m="http://schemas.openxmlformats.org/officeDocument/2006/math" xmlns:v="urn:schemas-microsoft-com:vml" xmlns:wp14="http://schemas.microsoft.com/office/word/2010/wordprocessingDrawing" xmlns:wp="http://schemas.openxmlformats.org/drawingml/2006/wordprocessingDrawing" xmlns:w10="urn:schemas-microsoft-com:office:word" xmlns:w="http://schemas.openxmlformats.org/wordprocessingml/2006/main" xmlns:w14="http://schemas.microsoft.com/office/word/2010/wordml" xmlns:w15="http://schemas.microsoft.com/office/word/2012/wordml" xmlns:w16cex="http://schemas.microsoft.com/office/word/2018/wordml/cex" xmlns:w16cid="http://schemas.microsoft.com/office/word/2016/wordml/cid" xmlns:w16="http://schemas.microsoft.com/office/word/2018/wordml" xmlns:w16du="http://schemas.microsoft.com/office/word/2023/wordml/word16du" xmlns:w16sdtdh="http://schemas.microsoft.com/office/word/2020/wordml/sdtdatahash" xmlns:w16sdtfl="http://schemas.microsoft.com/office/word/2024/wordml/sdtformatlock" xmlns:w16se="http://schemas.microsoft.com/office/word/2015/wordml/symex" xmlns:wpg="http://schemas.microsoft.com/office/word/2010/wordprocessingGroup" xmlns:wpi="http://schemas.microsoft.com/office/word/2010/wordprocessingInk" xmlns:wne="http://schemas.microsoft.com/office/word/2006/wordml" xmlns:wps="http://schemas.microsoft.com/office/word/2010/wordprocessingShape" mc:Ignorable="w14 w15 w16se w16cid w16 w16cex w16sdtdh w16sdtfl w16du wp14">
   <w:abstractNum w:abstractNumId="0" w15:restartNumberingAfterBreak="0">
+    <w:nsid w:val="0821029F"/>
+    <w:multiLevelType w:val="hybridMultilevel"/>
+    <w:tmpl w:val="770A1F90"/>
+    <w:lvl w:ilvl="0" w:tplc="08090001">
+      <w:start w:val="1"/>
+      <w:numFmt w:val="bullet"/>
+      <w:lvlText w:val=""/>
+      <w:lvlJc w:val="left"/>
+      <w:pPr>
+        <w:ind w:left="720" w:hanging="360"/>
+      </w:pPr>
+      <w:rPr>
+        <w:rFonts w:ascii="Symbol" w:hAnsi="Symbol" w:hint="default"/>
+      </w:rPr>
+    </w:lvl>
+    <w:lvl w:ilvl="1" w:tplc="08090003" w:tentative="1">
+      <w:start w:val="1"/>
+      <w:numFmt w:val="bullet"/>
+      <w:lvlText w:val="o"/>
+      <w:lvlJc w:val="left"/>
+      <w:pPr>
+        <w:ind w:left="1440" w:hanging="360"/>
+      </w:pPr>
+      <w:rPr>
+        <w:rFonts w:ascii="Courier New" w:hAnsi="Courier New" w:cs="Courier New" w:hint="default"/>
+      </w:rPr>
+    </w:lvl>
+    <w:lvl w:ilvl="2" w:tplc="08090005" w:tentative="1">
+      <w:start w:val="1"/>
+      <w:numFmt w:val="bullet"/>
+      <w:lvlText w:val=""/>
+      <w:lvlJc w:val="left"/>
+      <w:pPr>
+        <w:ind w:left="2160" w:hanging="360"/>
+      </w:pPr>
+      <w:rPr>
+        <w:rFonts w:ascii="Wingdings" w:hAnsi="Wingdings" w:hint="default"/>
+      </w:rPr>
+    </w:lvl>
+    <w:lvl w:ilvl="3" w:tplc="08090001" w:tentative="1">
+      <w:start w:val="1"/>
+      <w:numFmt w:val="bullet"/>
+      <w:lvlText w:val=""/>
+      <w:lvlJc w:val="left"/>
+      <w:pPr>
+        <w:ind w:left="2880" w:hanging="360"/>
+      </w:pPr>
+      <w:rPr>
+        <w:rFonts w:ascii="Symbol" w:hAnsi="Symbol" w:hint="default"/>
+      </w:rPr>
+    </w:lvl>
+    <w:lvl w:ilvl="4" w:tplc="08090003" w:tentative="1">
+      <w:start w:val="1"/>
+      <w:numFmt w:val="bullet"/>
+      <w:lvlText w:val="o"/>
+      <w:lvlJc w:val="left"/>
+      <w:pPr>
+        <w:ind w:left="3600" w:hanging="360"/>
+      </w:pPr>
+      <w:rPr>
+        <w:rFonts w:ascii="Courier New" w:hAnsi="Courier New" w:cs="Courier New" w:hint="default"/>
+      </w:rPr>
+    </w:lvl>
+    <w:lvl w:ilvl="5" w:tplc="08090005" w:tentative="1">
+      <w:start w:val="1"/>
+      <w:numFmt w:val="bullet"/>
+      <w:lvlText w:val=""/>
+      <w:lvlJc w:val="left"/>
+      <w:pPr>
+        <w:ind w:left="4320" w:hanging="360"/>
+      </w:pPr>
+      <w:rPr>
+        <w:rFonts w:ascii="Wingdings" w:hAnsi="Wingdings" w:hint="default"/>
+      </w:rPr>
+    </w:lvl>
+    <w:lvl w:ilvl="6" w:tplc="08090001" w:tentative="1">
+      <w:start w:val="1"/>
+      <w:numFmt w:val="bullet"/>
+      <w:lvlText w:val=""/>
+      <w:lvlJc w:val="left"/>
+      <w:pPr>
+        <w:ind w:left="5040" w:hanging="360"/>
+      </w:pPr>
+      <w:rPr>
+        <w:rFonts w:ascii="Symbol" w:hAnsi="Symbol" w:hint="default"/>
+      </w:rPr>
+    </w:lvl>
+    <w:lvl w:ilvl="7" w:tplc="08090003" w:tentative="1">
+      <w:start w:val="1"/>
+      <w:numFmt w:val="bullet"/>
+      <w:lvlText w:val="o"/>
+      <w:lvlJc w:val="left"/>
+      <w:pPr>
+        <w:ind w:left="5760" w:hanging="360"/>
+      </w:pPr>
+      <w:rPr>
+        <w:rFonts w:ascii="Courier New" w:hAnsi="Courier New" w:cs="Courier New" w:hint="default"/>
+      </w:rPr>
+    </w:lvl>
+    <w:lvl w:ilvl="8" w:tplc="08090005" w:tentative="1">
+      <w:start w:val="1"/>
+      <w:numFmt w:val="bullet"/>
+      <w:lvlText w:val=""/>
+      <w:lvlJc w:val="left"/>
+      <w:pPr>
+        <w:ind w:left="6480" w:hanging="360"/>
+      </w:pPr>
+      <w:rPr>
+        <w:rFonts w:ascii="Wingdings" w:hAnsi="Wingdings" w:hint="default"/>
+      </w:rPr>
+    </w:lvl>
+  </w:abstractNum>
+  <w:abstractNum w:abstractNumId="1" w15:restartNumberingAfterBreak="0">
     <w:nsid w:val="63A87927"/>
     <w:multiLevelType w:val="hybridMultilevel"/>
     <w:tmpl w:val="EE28FD14"/>
@@ -681,7 +913,7 @@
       </w:rPr>
     </w:lvl>
   </w:abstractNum>
-  <w:abstractNum w:abstractNumId="1" w15:restartNumberingAfterBreak="0">
+  <w:abstractNum w:abstractNumId="2" w15:restartNumberingAfterBreak="0">
     <w:nsid w:val="66E82B06"/>
     <w:multiLevelType w:val="hybridMultilevel"/>
     <w:tmpl w:val="65FC141C"/>
@@ -794,7 +1026,7 @@
       </w:rPr>
     </w:lvl>
   </w:abstractNum>
-  <w:abstractNum w:abstractNumId="2" w15:restartNumberingAfterBreak="0">
+  <w:abstractNum w:abstractNumId="3" w15:restartNumberingAfterBreak="0">
     <w:nsid w:val="6D064DE8"/>
     <w:multiLevelType w:val="hybridMultilevel"/>
     <w:tmpl w:val="E3220B58"/>
@@ -907,10 +1139,10 @@
       </w:rPr>
     </w:lvl>
   </w:abstractNum>
-  <w:abstractNum w:abstractNumId="3" w15:restartNumberingAfterBreak="0">
+  <w:abstractNum w:abstractNumId="4" w15:restartNumberingAfterBreak="0">
     <w:nsid w:val="73F02012"/>
     <w:multiLevelType w:val="hybridMultilevel"/>
-    <w:tmpl w:val="256E5A46"/>
+    <w:tmpl w:val="45785BE4"/>
     <w:lvl w:ilvl="0" w:tplc="08090001">
       <w:start w:val="1"/>
       <w:numFmt w:val="bullet"/>
@@ -923,16 +1155,15 @@
         <w:rFonts w:ascii="Symbol" w:hAnsi="Symbol" w:hint="default"/>
       </w:rPr>
     </w:lvl>
-    <w:lvl w:ilvl="1" w:tplc="08090003" w:tentative="1">
-      <w:start w:val="1"/>
-      <w:numFmt w:val="bullet"/>
-      <w:lvlText w:val="o"/>
+    <w:lvl w:ilvl="1" w:tplc="8F38C312">
+      <w:numFmt w:val="bullet"/>
+      <w:lvlText w:val="-"/>
       <w:lvlJc w:val="left"/>
       <w:pPr>
         <w:ind w:left="1440" w:hanging="360"/>
       </w:pPr>
       <w:rPr>
-        <w:rFonts w:ascii="Courier New" w:hAnsi="Courier New" w:cs="Courier New" w:hint="default"/>
+        <w:rFonts w:ascii="Calibri" w:eastAsiaTheme="minorHAnsi" w:hAnsi="Calibri" w:cs="Calibri" w:hint="default"/>
       </w:rPr>
     </w:lvl>
     <w:lvl w:ilvl="2" w:tplc="08090005" w:tentative="1">
@@ -1021,22 +1252,25 @@
     </w:lvl>
   </w:abstractNum>
   <w:num w:numId="1" w16cid:durableId="208998993">
-    <w:abstractNumId w:val="0"/>
+    <w:abstractNumId w:val="1"/>
   </w:num>
   <w:num w:numId="2" w16cid:durableId="1494683833">
+    <w:abstractNumId w:val="4"/>
+  </w:num>
+  <w:num w:numId="3" w16cid:durableId="1356073243">
     <w:abstractNumId w:val="3"/>
   </w:num>
-  <w:num w:numId="3" w16cid:durableId="1356073243">
+  <w:num w:numId="4" w16cid:durableId="1625773380">
     <w:abstractNumId w:val="2"/>
   </w:num>
-  <w:num w:numId="4" w16cid:durableId="1625773380">
-    <w:abstractNumId w:val="1"/>
+  <w:num w:numId="5" w16cid:durableId="1729692965">
+    <w:abstractNumId w:val="0"/>
   </w:num>
 </w:numbering>
 </file>
 
 <file path=word/styles.xml><?xml version="1.0" encoding="utf-8"?>
-<w:styles xmlns:mc="http://schemas.openxmlformats.org/markup-compatibility/2006" xmlns:r="http://schemas.openxmlformats.org/officeDocument/2006/relationships" xmlns:w="http://schemas.openxmlformats.org/wordprocessingml/2006/main" xmlns:w14="http://schemas.microsoft.com/office/word/2010/wordml" xmlns:w15="http://schemas.microsoft.com/office/word/2012/wordml" xmlns:w16cex="http://schemas.microsoft.com/office/word/2018/wordml/cex" xmlns:w16cid="http://schemas.microsoft.com/office/word/2016/wordml/cid" xmlns:w16="http://schemas.microsoft.com/office/word/2018/wordml" xmlns:w16sdtdh="http://schemas.microsoft.com/office/word/2020/wordml/sdtdatahash" xmlns:w16se="http://schemas.microsoft.com/office/word/2015/wordml/symex" mc:Ignorable="w14 w15 w16se w16cid w16 w16cex w16sdtdh">
+<w:styles xmlns:mc="http://schemas.openxmlformats.org/markup-compatibility/2006" xmlns:r="http://schemas.openxmlformats.org/officeDocument/2006/relationships" xmlns:w="http://schemas.openxmlformats.org/wordprocessingml/2006/main" xmlns:w14="http://schemas.microsoft.com/office/word/2010/wordml" xmlns:w15="http://schemas.microsoft.com/office/word/2012/wordml" xmlns:w16cex="http://schemas.microsoft.com/office/word/2018/wordml/cex" xmlns:w16cid="http://schemas.microsoft.com/office/word/2016/wordml/cid" xmlns:w16="http://schemas.microsoft.com/office/word/2018/wordml" xmlns:w16du="http://schemas.microsoft.com/office/word/2023/wordml/word16du" xmlns:w16sdtdh="http://schemas.microsoft.com/office/word/2020/wordml/sdtdatahash" xmlns:w16sdtfl="http://schemas.microsoft.com/office/word/2024/wordml/sdtformatlock" xmlns:w16se="http://schemas.microsoft.com/office/word/2015/wordml/symex" mc:Ignorable="w14 w15 w16se w16cid w16 w16cex w16sdtdh w16sdtfl w16du">
   <w:docDefaults>
     <w:rPrDefault>
       <w:rPr>
@@ -1458,7 +1692,6 @@
   <w:style w:type="character" w:default="1" w:styleId="DefaultParagraphFont">
     <w:name w:val="Default Paragraph Font"/>
     <w:uiPriority w:val="1"/>
-    <w:semiHidden/>
     <w:unhideWhenUsed/>
   </w:style>
   <w:style w:type="table" w:default="1" w:styleId="TableNormal">
